--- a/templates/tax_declaration_template.docx
+++ b/templates/tax_declaration_template.docx
@@ -393,7 +393,21 @@
               <w:rPr>
                 <w:rFonts w:ascii="Arial" w:hAnsi="Arial" w:cs="Arial"/>
               </w:rPr>
-              <w:t>${arp_no}</w:t>
+              <w:t>${</w:t>
+            </w:r>
+            <w:proofErr w:type="spellStart"/>
+            <w:r>
+              <w:rPr>
+                <w:rFonts w:ascii="Arial" w:hAnsi="Arial" w:cs="Arial"/>
+              </w:rPr>
+              <w:t>arp_no</w:t>
+            </w:r>
+            <w:proofErr w:type="spellEnd"/>
+            <w:r>
+              <w:rPr>
+                <w:rFonts w:ascii="Arial" w:hAnsi="Arial" w:cs="Arial"/>
+              </w:rPr>
+              <w:t>}</w:t>
             </w:r>
           </w:p>
         </w:tc>
@@ -412,7 +426,21 @@
               <w:rPr>
                 <w:rFonts w:ascii="Arial" w:hAnsi="Arial" w:cs="Arial"/>
               </w:rPr>
-              <w:t>PIN: ${pin_no}</w:t>
+              <w:t>PIN: ${</w:t>
+            </w:r>
+            <w:proofErr w:type="spellStart"/>
+            <w:r>
+              <w:rPr>
+                <w:rFonts w:ascii="Arial" w:hAnsi="Arial" w:cs="Arial"/>
+              </w:rPr>
+              <w:t>pin_no</w:t>
+            </w:r>
+            <w:proofErr w:type="spellEnd"/>
+            <w:r>
+              <w:rPr>
+                <w:rFonts w:ascii="Arial" w:hAnsi="Arial" w:cs="Arial"/>
+              </w:rPr>
+              <w:t>}</w:t>
             </w:r>
           </w:p>
         </w:tc>
@@ -510,7 +538,21 @@
               <w:rPr>
                 <w:rFonts w:ascii="Arial" w:hAnsi="Arial" w:cs="Arial"/>
               </w:rPr>
-              <w:t>${declared_owner}</w:t>
+              <w:t>${</w:t>
+            </w:r>
+            <w:proofErr w:type="spellStart"/>
+            <w:r>
+              <w:rPr>
+                <w:rFonts w:ascii="Arial" w:hAnsi="Arial" w:cs="Arial"/>
+              </w:rPr>
+              <w:t>declared_owner</w:t>
+            </w:r>
+            <w:proofErr w:type="spellEnd"/>
+            <w:r>
+              <w:rPr>
+                <w:rFonts w:ascii="Arial" w:hAnsi="Arial" w:cs="Arial"/>
+              </w:rPr>
+              <w:t>}</w:t>
             </w:r>
           </w:p>
           <w:p>
@@ -524,7 +566,21 @@
               <w:rPr>
                 <w:rFonts w:ascii="Arial" w:hAnsi="Arial" w:cs="Arial"/>
               </w:rPr>
-              <w:t>${owner_address}</w:t>
+              <w:t>${</w:t>
+            </w:r>
+            <w:proofErr w:type="spellStart"/>
+            <w:r>
+              <w:rPr>
+                <w:rFonts w:ascii="Arial" w:hAnsi="Arial" w:cs="Arial"/>
+              </w:rPr>
+              <w:t>owner_address</w:t>
+            </w:r>
+            <w:proofErr w:type="spellEnd"/>
+            <w:r>
+              <w:rPr>
+                <w:rFonts w:ascii="Arial" w:hAnsi="Arial" w:cs="Arial"/>
+              </w:rPr>
+              <w:t>}</w:t>
             </w:r>
           </w:p>
         </w:tc>
@@ -821,7 +877,21 @@
               <w:rPr>
                 <w:rFonts w:ascii="Arial" w:hAnsi="Arial" w:cs="Arial"/>
               </w:rPr>
-              <w:t>${property_location}</w:t>
+              <w:t>${</w:t>
+            </w:r>
+            <w:proofErr w:type="spellStart"/>
+            <w:r>
+              <w:rPr>
+                <w:rFonts w:ascii="Arial" w:hAnsi="Arial" w:cs="Arial"/>
+              </w:rPr>
+              <w:t>property_location</w:t>
+            </w:r>
+            <w:proofErr w:type="spellEnd"/>
+            <w:r>
+              <w:rPr>
+                <w:rFonts w:ascii="Arial" w:hAnsi="Arial" w:cs="Arial"/>
+              </w:rPr>
+              <w:t>}</w:t>
             </w:r>
           </w:p>
         </w:tc>
@@ -1907,7 +1977,21 @@
               <w:rPr>
                 <w:rFonts w:ascii="Arial" w:hAnsi="Arial" w:cs="Arial"/>
               </w:rPr>
-              <w:t>${actual_use}</w:t>
+              <w:t>${</w:t>
+            </w:r>
+            <w:proofErr w:type="spellStart"/>
+            <w:r>
+              <w:rPr>
+                <w:rFonts w:ascii="Arial" w:hAnsi="Arial" w:cs="Arial"/>
+              </w:rPr>
+              <w:t>actual_use</w:t>
+            </w:r>
+            <w:proofErr w:type="spellEnd"/>
+            <w:r>
+              <w:rPr>
+                <w:rFonts w:ascii="Arial" w:hAnsi="Arial" w:cs="Arial"/>
+              </w:rPr>
+              <w:t>}</w:t>
             </w:r>
           </w:p>
         </w:tc>
@@ -2526,12 +2610,6 @@
                 <w:rFonts w:ascii="Arial" w:hAnsi="Arial" w:cs="Arial"/>
               </w:rPr>
             </w:pPr>
-            <w:r>
-              <w:rPr>
-                <w:rFonts w:ascii="Arial" w:hAnsi="Arial" w:cs="Arial"/>
-              </w:rPr>
-              <w:t>2026</w:t>
-            </w:r>
           </w:p>
         </w:tc>
       </w:tr>
@@ -3108,7 +3186,21 @@
               <w:rPr>
                 <w:rFonts w:ascii="Arial" w:hAnsi="Arial" w:cs="Arial"/>
               </w:rPr>
-              <w:t>${cancels_td_no}</w:t>
+              <w:t>${</w:t>
+            </w:r>
+            <w:proofErr w:type="spellStart"/>
+            <w:r>
+              <w:rPr>
+                <w:rFonts w:ascii="Arial" w:hAnsi="Arial" w:cs="Arial"/>
+              </w:rPr>
+              <w:t>cancels_td_no</w:t>
+            </w:r>
+            <w:proofErr w:type="spellEnd"/>
+            <w:r>
+              <w:rPr>
+                <w:rFonts w:ascii="Arial" w:hAnsi="Arial" w:cs="Arial"/>
+              </w:rPr>
+              <w:t>}</w:t>
             </w:r>
           </w:p>
         </w:tc>

--- a/templates/tax_declaration_template.docx
+++ b/templates/tax_declaration_template.docx
@@ -129,7 +129,7 @@
           </mc:Choice>
           <mc:Fallback>
             <w:pict>
-              <v:rect w14:anchorId="163E06CC" id="Rectangle 7" o:spid="_x0000_s1034" style="position:absolute;margin-left:47.1pt;margin-top:14.45pt;width:414.75pt;height:30pt;z-index:-251181056;visibility:visible;mso-wrap-style:square;mso-width-percent:0;mso-height-percent:0;mso-wrap-distance-left:9pt;mso-wrap-distance-top:0;mso-wrap-distance-right:9pt;mso-wrap-distance-bottom:0;mso-position-horizontal:absolute;mso-position-horizontal-relative:margin;mso-position-vertical:absolute;mso-position-vertical-relative:text;mso-width-percent:0;mso-height-percent:0;mso-width-relative:margin;mso-height-relative:margin;v-text-anchor:middle" o:gfxdata="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" fillcolor="white [3201]" strokecolor="white [3212]" strokeweight="2pt">
+              <v:rect w14:anchorId="163E06CC" id="Rectangle 7" o:spid="_x0000_s1026" style="position:absolute;margin-left:47.1pt;margin-top:14.45pt;width:414.75pt;height:30pt;z-index:-251181056;visibility:visible;mso-wrap-style:square;mso-width-percent:0;mso-height-percent:0;mso-wrap-distance-left:9pt;mso-wrap-distance-top:0;mso-wrap-distance-right:9pt;mso-wrap-distance-bottom:0;mso-position-horizontal:absolute;mso-position-horizontal-relative:margin;mso-position-vertical:absolute;mso-position-vertical-relative:text;mso-width-percent:0;mso-height-percent:0;mso-width-relative:margin;mso-height-relative:margin;v-text-anchor:middle" o:gfxdata="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" fillcolor="white [3201]" strokecolor="white [3212]" strokeweight="2pt">
                 <v:textbox>
                   <w:txbxContent>
                     <w:p>
@@ -594,12 +594,14 @@
                 <w:rFonts w:ascii="Arial" w:hAnsi="Arial" w:cs="Arial"/>
               </w:rPr>
             </w:pPr>
+            <w:proofErr w:type="gramStart"/>
             <w:r>
               <w:rPr>
                 <w:rFonts w:ascii="Arial" w:hAnsi="Arial" w:cs="Arial"/>
               </w:rPr>
               <w:t>TIN :</w:t>
             </w:r>
+            <w:proofErr w:type="gramEnd"/>
           </w:p>
         </w:tc>
         <w:tc>
@@ -682,12 +684,14 @@
                 <w:rFonts w:ascii="Arial" w:hAnsi="Arial" w:cs="Arial"/>
               </w:rPr>
             </w:pPr>
+            <w:proofErr w:type="gramStart"/>
             <w:r>
               <w:rPr>
                 <w:rFonts w:ascii="Arial" w:hAnsi="Arial" w:cs="Arial"/>
               </w:rPr>
               <w:t>TIN :</w:t>
             </w:r>
+            <w:proofErr w:type="gramEnd"/>
           </w:p>
         </w:tc>
         <w:tc>
@@ -2934,7 +2938,27 @@
           <w:sz w:val="20"/>
           <w:szCs w:val="20"/>
         </w:rPr>
-        <w:t xml:space="preserve">                  (SGD) AVELINO A SILAO, JR. REA</w:t>
+        <w:t xml:space="preserve">               </w:t>
+      </w:r>
+      <w:proofErr w:type="gramStart"/>
+      <w:r>
+        <w:rPr>
+          <w:rFonts w:ascii="Arial" w:hAnsi="Arial" w:cs="Arial"/>
+          <w:b/>
+          <w:sz w:val="20"/>
+          <w:szCs w:val="20"/>
+        </w:rPr>
+        <w:t xml:space="preserve">   (</w:t>
+      </w:r>
+      <w:proofErr w:type="gramEnd"/>
+      <w:r>
+        <w:rPr>
+          <w:rFonts w:ascii="Arial" w:hAnsi="Arial" w:cs="Arial"/>
+          <w:b/>
+          <w:sz w:val="20"/>
+          <w:szCs w:val="20"/>
+        </w:rPr>
+        <w:t>SGD) AVELINO A SILAO, JR. REA</w:t>
       </w:r>
     </w:p>
     <w:tbl>
@@ -3275,6 +3299,94 @@
           <w:rFonts w:ascii="Arial" w:hAnsi="Arial" w:cs="Arial"/>
         </w:rPr>
       </w:pPr>
+      <w:r>
+        <w:rPr>
+          <w:rFonts w:ascii="Cooper Black" w:hAnsi="Cooper Black" w:cs="Times New Roman"/>
+          <w:noProof/>
+          <w:sz w:val="34"/>
+          <w:szCs w:val="28"/>
+        </w:rPr>
+        <mc:AlternateContent>
+          <mc:Choice Requires="wps">
+            <w:drawing>
+              <wp:anchor distT="0" distB="0" distL="114300" distR="114300" simplePos="0" relativeHeight="252136448" behindDoc="0" locked="0" layoutInCell="1" allowOverlap="1" wp14:anchorId="4707C0F1" wp14:editId="4FB7B3BC">
+                <wp:simplePos x="0" y="0"/>
+                <wp:positionH relativeFrom="column">
+                  <wp:posOffset>83787</wp:posOffset>
+                </wp:positionH>
+                <wp:positionV relativeFrom="paragraph">
+                  <wp:posOffset>1218449</wp:posOffset>
+                </wp:positionV>
+                <wp:extent cx="902524" cy="314696"/>
+                <wp:effectExtent l="0" t="0" r="0" b="0"/>
+                <wp:wrapNone/>
+                <wp:docPr id="2043128976" name="Text Box 2"/>
+                <wp:cNvGraphicFramePr/>
+                <a:graphic xmlns:a="http://schemas.openxmlformats.org/drawingml/2006/main">
+                  <a:graphicData uri="http://schemas.microsoft.com/office/word/2010/wordprocessingShape">
+                    <wps:wsp>
+                      <wps:cNvSpPr txBox="1"/>
+                      <wps:spPr>
+                        <a:xfrm>
+                          <a:off x="0" y="0"/>
+                          <a:ext cx="902524" cy="314696"/>
+                        </a:xfrm>
+                        <a:prstGeom prst="rect">
+                          <a:avLst/>
+                        </a:prstGeom>
+                        <a:noFill/>
+                        <a:ln w="6350">
+                          <a:noFill/>
+                        </a:ln>
+                      </wps:spPr>
+                      <wps:txbx>
+                        <w:txbxContent>
+                          <w:p>
+                            <w:r>
+                              <w:t>2026-00000</w:t>
+                            </w:r>
+                          </w:p>
+                        </w:txbxContent>
+                      </wps:txbx>
+                      <wps:bodyPr rot="0" spcFirstLastPara="0" vertOverflow="overflow" horzOverflow="overflow" vert="horz" wrap="square" lIns="91440" tIns="45720" rIns="91440" bIns="45720" numCol="1" spcCol="0" rtlCol="0" fromWordArt="0" anchor="t" anchorCtr="0" forceAA="0" compatLnSpc="1">
+                        <a:prstTxWarp prst="textNoShape">
+                          <a:avLst/>
+                        </a:prstTxWarp>
+                        <a:noAutofit/>
+                      </wps:bodyPr>
+                    </wps:wsp>
+                  </a:graphicData>
+                </a:graphic>
+                <wp14:sizeRelH relativeFrom="margin">
+                  <wp14:pctWidth>0</wp14:pctWidth>
+                </wp14:sizeRelH>
+                <wp14:sizeRelV relativeFrom="margin">
+                  <wp14:pctHeight>0</wp14:pctHeight>
+                </wp14:sizeRelV>
+              </wp:anchor>
+            </w:drawing>
+          </mc:Choice>
+          <mc:Fallback>
+            <w:pict>
+              <v:shapetype w14:anchorId="4707C0F1" id="_x0000_t202" coordsize="21600,21600" o:spt="202" path="m,l,21600r21600,l21600,xe">
+                <v:stroke joinstyle="miter"/>
+                <v:path gradientshapeok="t" o:connecttype="rect"/>
+              </v:shapetype>
+              <v:shape id="Text Box 2" o:spid="_x0000_s1027" type="#_x0000_t202" style="position:absolute;margin-left:6.6pt;margin-top:95.95pt;width:71.05pt;height:24.8pt;z-index:252136448;visibility:visible;mso-wrap-style:square;mso-width-percent:0;mso-height-percent:0;mso-wrap-distance-left:9pt;mso-wrap-distance-top:0;mso-wrap-distance-right:9pt;mso-wrap-distance-bottom:0;mso-position-horizontal:absolute;mso-position-horizontal-relative:text;mso-position-vertical:absolute;mso-position-vertical-relative:text;mso-width-percent:0;mso-height-percent:0;mso-width-relative:margin;mso-height-relative:margin;v-text-anchor:top" o:gfxdata="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" filled="f" stroked="f" strokeweight=".5pt">
+                <v:textbox>
+                  <w:txbxContent>
+                    <w:p>
+                      <w:r>
+                        <w:t>2026-00000</w:t>
+                      </w:r>
+                    </w:p>
+                  </w:txbxContent>
+                </v:textbox>
+              </v:shape>
+            </w:pict>
+          </mc:Fallback>
+        </mc:AlternateContent>
+      </w:r>
     </w:p>
     <w:tbl>
       <w:tblPr>

--- a/templates/tax_declaration_template.docx
+++ b/templates/tax_declaration_template.docx
@@ -393,21 +393,7 @@
               <w:rPr>
                 <w:rFonts w:ascii="Arial" w:hAnsi="Arial" w:cs="Arial"/>
               </w:rPr>
-              <w:t>${</w:t>
-            </w:r>
-            <w:proofErr w:type="spellStart"/>
-            <w:r>
-              <w:rPr>
-                <w:rFonts w:ascii="Arial" w:hAnsi="Arial" w:cs="Arial"/>
-              </w:rPr>
-              <w:t>arp_no</w:t>
-            </w:r>
-            <w:proofErr w:type="spellEnd"/>
-            <w:r>
-              <w:rPr>
-                <w:rFonts w:ascii="Arial" w:hAnsi="Arial" w:cs="Arial"/>
-              </w:rPr>
-              <w:t>}</w:t>
+              <w:t>${arp_no}</w:t>
             </w:r>
           </w:p>
         </w:tc>
@@ -426,21 +412,7 @@
               <w:rPr>
                 <w:rFonts w:ascii="Arial" w:hAnsi="Arial" w:cs="Arial"/>
               </w:rPr>
-              <w:t>PIN: ${</w:t>
-            </w:r>
-            <w:proofErr w:type="spellStart"/>
-            <w:r>
-              <w:rPr>
-                <w:rFonts w:ascii="Arial" w:hAnsi="Arial" w:cs="Arial"/>
-              </w:rPr>
-              <w:t>pin_no</w:t>
-            </w:r>
-            <w:proofErr w:type="spellEnd"/>
-            <w:r>
-              <w:rPr>
-                <w:rFonts w:ascii="Arial" w:hAnsi="Arial" w:cs="Arial"/>
-              </w:rPr>
-              <w:t>}</w:t>
+              <w:t>PIN: ${pin_no}</w:t>
             </w:r>
           </w:p>
         </w:tc>
@@ -532,55 +504,31 @@
             <w:pPr>
               <w:rPr>
                 <w:rFonts w:ascii="Arial" w:hAnsi="Arial" w:cs="Arial"/>
-              </w:rPr>
-            </w:pPr>
-            <w:r>
-              <w:rPr>
-                <w:rFonts w:ascii="Arial" w:hAnsi="Arial" w:cs="Arial"/>
-              </w:rPr>
-              <w:t>${</w:t>
-            </w:r>
-            <w:proofErr w:type="spellStart"/>
-            <w:r>
-              <w:rPr>
-                <w:rFonts w:ascii="Arial" w:hAnsi="Arial" w:cs="Arial"/>
-              </w:rPr>
-              <w:t>declared_owner</w:t>
-            </w:r>
-            <w:proofErr w:type="spellEnd"/>
-            <w:r>
-              <w:rPr>
-                <w:rFonts w:ascii="Arial" w:hAnsi="Arial" w:cs="Arial"/>
-              </w:rPr>
-              <w:t>}</w:t>
-            </w:r>
-          </w:p>
-          <w:p>
-            <w:pPr>
-              <w:rPr>
-                <w:rFonts w:ascii="Arial" w:hAnsi="Arial" w:cs="Arial"/>
                 <w:b/>
-              </w:rPr>
-            </w:pPr>
-            <w:r>
-              <w:rPr>
-                <w:rFonts w:ascii="Arial" w:hAnsi="Arial" w:cs="Arial"/>
-              </w:rPr>
-              <w:t>${</w:t>
-            </w:r>
-            <w:proofErr w:type="spellStart"/>
-            <w:r>
-              <w:rPr>
-                <w:rFonts w:ascii="Arial" w:hAnsi="Arial" w:cs="Arial"/>
-              </w:rPr>
-              <w:t>owner_address</w:t>
-            </w:r>
-            <w:proofErr w:type="spellEnd"/>
-            <w:r>
-              <w:rPr>
-                <w:rFonts w:ascii="Arial" w:hAnsi="Arial" w:cs="Arial"/>
-              </w:rPr>
-              <w:t>}</w:t>
+                <w:bCs/>
+              </w:rPr>
+            </w:pPr>
+            <w:r>
+              <w:rPr>
+                <w:rFonts w:ascii="Arial" w:hAnsi="Arial" w:cs="Arial"/>
+                <w:b/>
+                <w:bCs/>
+              </w:rPr>
+              <w:t>${declared_owner}</w:t>
+            </w:r>
+          </w:p>
+          <w:p>
+            <w:pPr>
+              <w:rPr>
+                <w:rFonts w:ascii="Arial" w:hAnsi="Arial" w:cs="Arial"/>
+                <w:b/>
+              </w:rPr>
+            </w:pPr>
+            <w:r>
+              <w:rPr>
+                <w:rFonts w:ascii="Arial" w:hAnsi="Arial" w:cs="Arial"/>
+              </w:rPr>
+              <w:t>${owner_address}</w:t>
             </w:r>
           </w:p>
         </w:tc>
@@ -669,9 +617,16 @@
             <w:pPr>
               <w:rPr>
                 <w:rFonts w:ascii="Arial" w:hAnsi="Arial" w:cs="Arial"/>
-                <w:b/>
-              </w:rPr>
-            </w:pPr>
+                <w:bCs/>
+              </w:rPr>
+            </w:pPr>
+            <w:r>
+              <w:rPr>
+                <w:rFonts w:ascii="Arial" w:hAnsi="Arial" w:cs="Arial"/>
+                <w:bCs/>
+              </w:rPr>
+              <w:t>${beneficial_user}</w:t>
+            </w:r>
           </w:p>
         </w:tc>
         <w:tc>
@@ -881,21 +836,7 @@
               <w:rPr>
                 <w:rFonts w:ascii="Arial" w:hAnsi="Arial" w:cs="Arial"/>
               </w:rPr>
-              <w:t>${</w:t>
-            </w:r>
-            <w:proofErr w:type="spellStart"/>
-            <w:r>
-              <w:rPr>
-                <w:rFonts w:ascii="Arial" w:hAnsi="Arial" w:cs="Arial"/>
-              </w:rPr>
-              <w:t>property_location</w:t>
-            </w:r>
-            <w:proofErr w:type="spellEnd"/>
-            <w:r>
-              <w:rPr>
-                <w:rFonts w:ascii="Arial" w:hAnsi="Arial" w:cs="Arial"/>
-              </w:rPr>
-              <w:t>}</w:t>
+              <w:t>${property_location}</w:t>
             </w:r>
           </w:p>
         </w:tc>
@@ -1143,11 +1084,14 @@
               <w:rPr>
                 <w:rFonts w:ascii="Arial" w:hAnsi="Arial" w:cs="Arial"/>
                 <w:b/>
-              </w:rPr>
-            </w:pPr>
-            <w:r>
-              <w:rPr>
-                <w:rFonts w:ascii="Arial" w:hAnsi="Arial" w:cs="Arial"/>
+                <w:bCs/>
+              </w:rPr>
+            </w:pPr>
+            <w:r>
+              <w:rPr>
+                <w:rFonts w:ascii="Arial" w:hAnsi="Arial" w:cs="Arial"/>
+                <w:b/>
+                <w:bCs/>
               </w:rPr>
               <w:t>${title}</w:t>
             </w:r>
@@ -1206,12 +1150,15 @@
               <w:rPr>
                 <w:rFonts w:ascii="Arial" w:hAnsi="Arial" w:cs="Arial"/>
                 <w:b/>
+                <w:bCs/>
                 <w:szCs w:val="20"/>
               </w:rPr>
             </w:pPr>
             <w:r>
               <w:rPr>
                 <w:rFonts w:ascii="Arial" w:hAnsi="Arial" w:cs="Arial"/>
+                <w:b/>
+                <w:bCs/>
               </w:rPr>
               <w:t>${lot}</w:t>
             </w:r>
@@ -1361,50 +1308,58 @@
                 <w:szCs w:val="24"/>
               </w:rPr>
             </w:pPr>
-          </w:p>
-        </w:tc>
-        <w:tc>
-          <w:tcPr>
-            <w:tcW w:w="990" w:type="dxa"/>
-          </w:tcPr>
-          <w:p>
-            <w:pPr>
-              <w:jc w:val="center"/>
+            <w:r>
               <w:rPr>
                 <w:rFonts w:ascii="Arial" w:hAnsi="Arial" w:cs="Arial"/>
                 <w:sz w:val="24"/>
                 <w:szCs w:val="24"/>
               </w:rPr>
-            </w:pPr>
-            <w:r>
+              <w:t>${north}</w:t>
+            </w:r>
+          </w:p>
+        </w:tc>
+        <w:tc>
+          <w:tcPr>
+            <w:tcW w:w="990" w:type="dxa"/>
+          </w:tcPr>
+          <w:p>
+            <w:pPr>
+              <w:jc w:val="center"/>
               <w:rPr>
                 <w:rFonts w:ascii="Arial" w:hAnsi="Arial" w:cs="Arial"/>
                 <w:sz w:val="24"/>
                 <w:szCs w:val="24"/>
               </w:rPr>
-              <w:t>South</w:t>
-            </w:r>
-          </w:p>
-        </w:tc>
-        <w:tc>
-          <w:tcPr>
-            <w:tcW w:w="630" w:type="dxa"/>
-          </w:tcPr>
-          <w:p>
-            <w:pPr>
-              <w:jc w:val="center"/>
+            </w:pPr>
+            <w:r>
               <w:rPr>
                 <w:rFonts w:ascii="Arial" w:hAnsi="Arial" w:cs="Arial"/>
                 <w:sz w:val="24"/>
                 <w:szCs w:val="24"/>
               </w:rPr>
-            </w:pPr>
-            <w:r>
+              <w:t>South</w:t>
+            </w:r>
+          </w:p>
+        </w:tc>
+        <w:tc>
+          <w:tcPr>
+            <w:tcW w:w="630" w:type="dxa"/>
+          </w:tcPr>
+          <w:p>
+            <w:pPr>
+              <w:jc w:val="center"/>
               <w:rPr>
                 <w:rFonts w:ascii="Arial" w:hAnsi="Arial" w:cs="Arial"/>
                 <w:sz w:val="24"/>
                 <w:szCs w:val="24"/>
               </w:rPr>
+            </w:pPr>
+            <w:r>
+              <w:rPr>
+                <w:rFonts w:ascii="Arial" w:hAnsi="Arial" w:cs="Arial"/>
+                <w:sz w:val="24"/>
+                <w:szCs w:val="24"/>
+              </w:rPr>
               <w:t>:</w:t>
             </w:r>
           </w:p>
@@ -1422,6 +1377,14 @@
                 <w:szCs w:val="24"/>
               </w:rPr>
             </w:pPr>
+            <w:r>
+              <w:rPr>
+                <w:rFonts w:ascii="Arial" w:hAnsi="Arial" w:cs="Arial"/>
+                <w:sz w:val="24"/>
+                <w:szCs w:val="24"/>
+              </w:rPr>
+              <w:t>${south}</w:t>
+            </w:r>
           </w:p>
         </w:tc>
       </w:tr>
@@ -1502,6 +1465,14 @@
                 <w:szCs w:val="24"/>
               </w:rPr>
             </w:pPr>
+            <w:r>
+              <w:rPr>
+                <w:rFonts w:ascii="Arial" w:hAnsi="Arial" w:cs="Arial"/>
+                <w:sz w:val="24"/>
+                <w:szCs w:val="24"/>
+              </w:rPr>
+              <w:t>${east}</w:t>
+            </w:r>
           </w:p>
         </w:tc>
         <w:tc>
@@ -1566,6 +1537,14 @@
                 <w:szCs w:val="24"/>
               </w:rPr>
             </w:pPr>
+            <w:r>
+              <w:rPr>
+                <w:rFonts w:ascii="Arial" w:hAnsi="Arial" w:cs="Arial"/>
+                <w:sz w:val="24"/>
+                <w:szCs w:val="24"/>
+              </w:rPr>
+              <w:t>${west}</w:t>
+            </w:r>
           </w:p>
         </w:tc>
       </w:tr>
@@ -1981,21 +1960,7 @@
               <w:rPr>
                 <w:rFonts w:ascii="Arial" w:hAnsi="Arial" w:cs="Arial"/>
               </w:rPr>
-              <w:t>${</w:t>
-            </w:r>
-            <w:proofErr w:type="spellStart"/>
-            <w:r>
-              <w:rPr>
-                <w:rFonts w:ascii="Arial" w:hAnsi="Arial" w:cs="Arial"/>
-              </w:rPr>
-              <w:t>actual_use</w:t>
-            </w:r>
-            <w:proofErr w:type="spellEnd"/>
-            <w:r>
-              <w:rPr>
-                <w:rFonts w:ascii="Arial" w:hAnsi="Arial" w:cs="Arial"/>
-              </w:rPr>
-              <w:t>}</w:t>
+              <w:t>${actual_use}</w:t>
             </w:r>
           </w:p>
         </w:tc>
@@ -2048,6 +2013,12 @@
                 <w:rFonts w:ascii="Arial" w:hAnsi="Arial" w:cs="Arial"/>
               </w:rPr>
             </w:pPr>
+            <w:r>
+              <w:rPr>
+                <w:rFonts w:ascii="Arial" w:hAnsi="Arial" w:cs="Arial"/>
+              </w:rPr>
+              <w:t>${ass_level}</w:t>
+            </w:r>
           </w:p>
         </w:tc>
         <w:tc>
@@ -2917,7 +2888,7 @@
         <w:spacing w:after="0"/>
         <w:rPr>
           <w:rFonts w:ascii="Arial" w:hAnsi="Arial" w:cs="Arial"/>
-          <w:b/>
+          <w:bCs/>
           <w:sz w:val="20"/>
           <w:szCs w:val="20"/>
         </w:rPr>
@@ -2929,7 +2900,7 @@
           <w:sz w:val="20"/>
           <w:szCs w:val="20"/>
         </w:rPr>
-        <w:t>(SGD)ATTY. MICHELLE MARTIN-MARCOS, REA, REB</w:t>
+        <w:t xml:space="preserve">          </w:t>
       </w:r>
       <w:r>
         <w:rPr>
@@ -2938,7 +2909,52 @@
           <w:sz w:val="20"/>
           <w:szCs w:val="20"/>
         </w:rPr>
-        <w:t xml:space="preserve">               </w:t>
+        <w:t xml:space="preserve">                 </w:t>
+      </w:r>
+      <w:r>
+        <w:rPr>
+          <w:rFonts w:ascii="Arial" w:hAnsi="Arial" w:cs="Arial"/>
+          <w:b/>
+          <w:sz w:val="20"/>
+          <w:szCs w:val="20"/>
+        </w:rPr>
+        <w:t>(SGD</w:t>
+      </w:r>
+      <w:r>
+        <w:rPr>
+          <w:rFonts w:ascii="Arial" w:hAnsi="Arial" w:cs="Arial"/>
+          <w:bCs/>
+          <w:sz w:val="20"/>
+          <w:szCs w:val="20"/>
+        </w:rPr>
+        <w:t>)</w:t>
+      </w:r>
+      <w:r>
+        <w:rPr>
+          <w:rFonts w:ascii="Arial" w:hAnsi="Arial" w:cs="Arial"/>
+          <w:bCs/>
+          <w:sz w:val="20"/>
+          <w:szCs w:val="20"/>
+        </w:rPr>
+        <w:t xml:space="preserve"> </w:t>
+      </w:r>
+      <w:r>
+        <w:rPr>
+          <w:rFonts w:ascii="Arial" w:hAnsi="Arial" w:cs="Arial"/>
+          <w:b/>
+          <w:sz w:val="20"/>
+          <w:szCs w:val="20"/>
+        </w:rPr>
+        <w:t>${</w:t>
+      </w:r>
+      <w:r>
+        <w:rPr>
+          <w:rFonts w:ascii="Arial" w:hAnsi="Arial" w:cs="Arial"/>
+          <w:b/>
+          <w:sz w:val="20"/>
+          <w:szCs w:val="20"/>
+        </w:rPr>
+        <w:t>rec_</w:t>
       </w:r>
       <w:proofErr w:type="gramStart"/>
       <w:r>
@@ -2948,7 +2964,34 @@
           <w:sz w:val="20"/>
           <w:szCs w:val="20"/>
         </w:rPr>
-        <w:t xml:space="preserve">   (</w:t>
+        <w:t>app</w:t>
+      </w:r>
+      <w:r>
+        <w:rPr>
+          <w:rFonts w:ascii="Arial" w:hAnsi="Arial" w:cs="Arial"/>
+          <w:b/>
+          <w:sz w:val="20"/>
+          <w:szCs w:val="20"/>
+        </w:rPr>
+        <w:t xml:space="preserve">} </w:t>
+      </w:r>
+      <w:r>
+        <w:rPr>
+          <w:rFonts w:ascii="Arial" w:hAnsi="Arial" w:cs="Arial"/>
+          <w:b/>
+          <w:sz w:val="20"/>
+          <w:szCs w:val="20"/>
+        </w:rPr>
+        <w:t xml:space="preserve"> </w:t>
+      </w:r>
+      <w:r>
+        <w:rPr>
+          <w:rFonts w:ascii="Arial" w:hAnsi="Arial" w:cs="Arial"/>
+          <w:b/>
+          <w:sz w:val="20"/>
+          <w:szCs w:val="20"/>
+        </w:rPr>
+        <w:t xml:space="preserve"> </w:t>
       </w:r>
       <w:proofErr w:type="gramEnd"/>
       <w:r>
@@ -2958,7 +3001,54 @@
           <w:sz w:val="20"/>
           <w:szCs w:val="20"/>
         </w:rPr>
-        <w:t>SGD) AVELINO A SILAO, JR. REA</w:t>
+        <w:t xml:space="preserve">                                                       </w:t>
+      </w:r>
+      <w:proofErr w:type="gramStart"/>
+      <w:r>
+        <w:rPr>
+          <w:rFonts w:ascii="Arial" w:hAnsi="Arial" w:cs="Arial"/>
+          <w:b/>
+          <w:sz w:val="20"/>
+          <w:szCs w:val="20"/>
+        </w:rPr>
+        <w:t xml:space="preserve">   </w:t>
+      </w:r>
+      <w:r>
+        <w:rPr>
+          <w:rFonts w:ascii="Arial" w:hAnsi="Arial" w:cs="Arial"/>
+          <w:b/>
+          <w:sz w:val="20"/>
+          <w:szCs w:val="20"/>
+        </w:rPr>
+        <w:t>(</w:t>
+      </w:r>
+      <w:proofErr w:type="gramEnd"/>
+      <w:r>
+        <w:rPr>
+          <w:rFonts w:ascii="Arial" w:hAnsi="Arial" w:cs="Arial"/>
+          <w:b/>
+          <w:sz w:val="20"/>
+          <w:szCs w:val="20"/>
+        </w:rPr>
+        <w:t>SGD)</w:t>
+      </w:r>
+      <w:r>
+        <w:rPr>
+          <w:rFonts w:ascii="Arial" w:hAnsi="Arial" w:cs="Arial"/>
+          <w:bCs/>
+          <w:sz w:val="20"/>
+          <w:szCs w:val="20"/>
+        </w:rPr>
+        <w:t xml:space="preserve"> </w:t>
+      </w:r>
+      <w:r>
+        <w:rPr>
+          <w:rFonts w:ascii="Arial" w:hAnsi="Arial" w:cs="Arial"/>
+          <w:b/>
+          <w:sz w:val="20"/>
+          <w:szCs w:val="20"/>
+        </w:rPr>
+        <w:t xml:space="preserve">${app_by}                                                                              </w:t>
       </w:r>
     </w:p>
     <w:tbl>
@@ -3093,8 +3183,8 @@
         <w:gridCol w:w="990"/>
         <w:gridCol w:w="2772"/>
         <w:gridCol w:w="1458"/>
-        <w:gridCol w:w="252"/>
-        <w:gridCol w:w="990"/>
+        <w:gridCol w:w="72"/>
+        <w:gridCol w:w="1170"/>
       </w:tblGrid>
       <w:tr>
         <w:tc>
@@ -3210,21 +3300,7 @@
               <w:rPr>
                 <w:rFonts w:ascii="Arial" w:hAnsi="Arial" w:cs="Arial"/>
               </w:rPr>
-              <w:t>${</w:t>
-            </w:r>
-            <w:proofErr w:type="spellStart"/>
-            <w:r>
-              <w:rPr>
-                <w:rFonts w:ascii="Arial" w:hAnsi="Arial" w:cs="Arial"/>
-              </w:rPr>
-              <w:t>cancels_td_no</w:t>
-            </w:r>
-            <w:proofErr w:type="spellEnd"/>
-            <w:r>
-              <w:rPr>
-                <w:rFonts w:ascii="Arial" w:hAnsi="Arial" w:cs="Arial"/>
-              </w:rPr>
-              <w:t>}</w:t>
+              <w:t>${prev_td}</w:t>
             </w:r>
           </w:p>
         </w:tc>
@@ -3257,11 +3333,18 @@
                 <w:szCs w:val="18"/>
               </w:rPr>
             </w:pPr>
-          </w:p>
-        </w:tc>
-        <w:tc>
-          <w:tcPr>
-            <w:tcW w:w="1710" w:type="dxa"/>
+            <w:r>
+              <w:rPr>
+                <w:rFonts w:ascii="Arial" w:hAnsi="Arial" w:cs="Arial"/>
+                <w:szCs w:val="18"/>
+              </w:rPr>
+              <w:t>${prev_owner}</w:t>
+            </w:r>
+          </w:p>
+        </w:tc>
+        <w:tc>
+          <w:tcPr>
+            <w:tcW w:w="1530" w:type="dxa"/>
             <w:gridSpan w:val="2"/>
           </w:tcPr>
           <w:p>
@@ -3280,14 +3363,20 @@
         </w:tc>
         <w:tc>
           <w:tcPr>
-            <w:tcW w:w="990" w:type="dxa"/>
-          </w:tcPr>
-          <w:p>
-            <w:pPr>
-              <w:rPr>
-                <w:rFonts w:ascii="Arial" w:hAnsi="Arial" w:cs="Arial"/>
-              </w:rPr>
-            </w:pPr>
+            <w:tcW w:w="1170" w:type="dxa"/>
+          </w:tcPr>
+          <w:p>
+            <w:pPr>
+              <w:rPr>
+                <w:rFonts w:ascii="Arial" w:hAnsi="Arial" w:cs="Arial"/>
+              </w:rPr>
+            </w:pPr>
+            <w:r>
+              <w:rPr>
+                <w:rFonts w:ascii="Arial" w:hAnsi="Arial" w:cs="Arial"/>
+              </w:rPr>
+              <w:t>${prev_ass}</w:t>
+            </w:r>
           </w:p>
         </w:tc>
       </w:tr>
@@ -3474,7 +3563,13 @@
               <w:rPr>
                 <w:rFonts w:ascii="Arial" w:hAnsi="Arial" w:cs="Arial"/>
               </w:rPr>
-              <w:t xml:space="preserve">                   2014 General Revision  </w:t>
+              <w:t xml:space="preserve">                   </w:t>
+            </w:r>
+            <w:r>
+              <w:rPr>
+                <w:rFonts w:ascii="Arial" w:hAnsi="Arial" w:cs="Arial"/>
+              </w:rPr>
+              <w:t>${memo}</w:t>
             </w:r>
           </w:p>
         </w:tc>

--- a/templates/tax_declaration_template.docx
+++ b/templates/tax_declaration_template.docx
@@ -393,7 +393,21 @@
               <w:rPr>
                 <w:rFonts w:ascii="Arial" w:hAnsi="Arial" w:cs="Arial"/>
               </w:rPr>
-              <w:t>${arp_no}</w:t>
+              <w:t>${</w:t>
+            </w:r>
+            <w:proofErr w:type="spellStart"/>
+            <w:r>
+              <w:rPr>
+                <w:rFonts w:ascii="Arial" w:hAnsi="Arial" w:cs="Arial"/>
+              </w:rPr>
+              <w:t>arp_no</w:t>
+            </w:r>
+            <w:proofErr w:type="spellEnd"/>
+            <w:r>
+              <w:rPr>
+                <w:rFonts w:ascii="Arial" w:hAnsi="Arial" w:cs="Arial"/>
+              </w:rPr>
+              <w:t>}</w:t>
             </w:r>
           </w:p>
         </w:tc>
@@ -412,7 +426,21 @@
               <w:rPr>
                 <w:rFonts w:ascii="Arial" w:hAnsi="Arial" w:cs="Arial"/>
               </w:rPr>
-              <w:t>PIN: ${pin_no}</w:t>
+              <w:t>PIN: ${</w:t>
+            </w:r>
+            <w:proofErr w:type="spellStart"/>
+            <w:r>
+              <w:rPr>
+                <w:rFonts w:ascii="Arial" w:hAnsi="Arial" w:cs="Arial"/>
+              </w:rPr>
+              <w:t>pin_no</w:t>
+            </w:r>
+            <w:proofErr w:type="spellEnd"/>
+            <w:r>
+              <w:rPr>
+                <w:rFonts w:ascii="Arial" w:hAnsi="Arial" w:cs="Arial"/>
+              </w:rPr>
+              <w:t>}</w:t>
             </w:r>
           </w:p>
         </w:tc>
@@ -514,21 +542,53 @@
                 <w:b/>
                 <w:bCs/>
               </w:rPr>
-              <w:t>${declared_owner}</w:t>
-            </w:r>
-          </w:p>
-          <w:p>
-            <w:pPr>
+              <w:t>${</w:t>
+            </w:r>
+            <w:proofErr w:type="spellStart"/>
+            <w:r>
               <w:rPr>
                 <w:rFonts w:ascii="Arial" w:hAnsi="Arial" w:cs="Arial"/>
                 <w:b/>
-              </w:rPr>
-            </w:pPr>
-            <w:r>
-              <w:rPr>
-                <w:rFonts w:ascii="Arial" w:hAnsi="Arial" w:cs="Arial"/>
-              </w:rPr>
-              <w:t>${owner_address}</w:t>
+                <w:bCs/>
+              </w:rPr>
+              <w:t>declared_owner</w:t>
+            </w:r>
+            <w:proofErr w:type="spellEnd"/>
+            <w:r>
+              <w:rPr>
+                <w:rFonts w:ascii="Arial" w:hAnsi="Arial" w:cs="Arial"/>
+                <w:b/>
+                <w:bCs/>
+              </w:rPr>
+              <w:t>}</w:t>
+            </w:r>
+          </w:p>
+          <w:p>
+            <w:pPr>
+              <w:rPr>
+                <w:rFonts w:ascii="Arial" w:hAnsi="Arial" w:cs="Arial"/>
+                <w:b/>
+              </w:rPr>
+            </w:pPr>
+            <w:r>
+              <w:rPr>
+                <w:rFonts w:ascii="Arial" w:hAnsi="Arial" w:cs="Arial"/>
+              </w:rPr>
+              <w:t>${</w:t>
+            </w:r>
+            <w:proofErr w:type="spellStart"/>
+            <w:r>
+              <w:rPr>
+                <w:rFonts w:ascii="Arial" w:hAnsi="Arial" w:cs="Arial"/>
+              </w:rPr>
+              <w:t>owner_address</w:t>
+            </w:r>
+            <w:proofErr w:type="spellEnd"/>
+            <w:r>
+              <w:rPr>
+                <w:rFonts w:ascii="Arial" w:hAnsi="Arial" w:cs="Arial"/>
+              </w:rPr>
+              <w:t>}</w:t>
             </w:r>
           </w:p>
         </w:tc>
@@ -625,7 +685,23 @@
                 <w:rFonts w:ascii="Arial" w:hAnsi="Arial" w:cs="Arial"/>
                 <w:bCs/>
               </w:rPr>
-              <w:t>${beneficial_user}</w:t>
+              <w:t>${</w:t>
+            </w:r>
+            <w:proofErr w:type="spellStart"/>
+            <w:r>
+              <w:rPr>
+                <w:rFonts w:ascii="Arial" w:hAnsi="Arial" w:cs="Arial"/>
+                <w:bCs/>
+              </w:rPr>
+              <w:t>beneficial_user</w:t>
+            </w:r>
+            <w:proofErr w:type="spellEnd"/>
+            <w:r>
+              <w:rPr>
+                <w:rFonts w:ascii="Arial" w:hAnsi="Arial" w:cs="Arial"/>
+                <w:bCs/>
+              </w:rPr>
+              <w:t>}</w:t>
             </w:r>
           </w:p>
         </w:tc>
@@ -836,7 +912,21 @@
               <w:rPr>
                 <w:rFonts w:ascii="Arial" w:hAnsi="Arial" w:cs="Arial"/>
               </w:rPr>
-              <w:t>${property_location}</w:t>
+              <w:t>${</w:t>
+            </w:r>
+            <w:proofErr w:type="spellStart"/>
+            <w:r>
+              <w:rPr>
+                <w:rFonts w:ascii="Arial" w:hAnsi="Arial" w:cs="Arial"/>
+              </w:rPr>
+              <w:t>property_location</w:t>
+            </w:r>
+            <w:proofErr w:type="spellEnd"/>
+            <w:r>
+              <w:rPr>
+                <w:rFonts w:ascii="Arial" w:hAnsi="Arial" w:cs="Arial"/>
+              </w:rPr>
+              <w:t>}</w:t>
             </w:r>
           </w:p>
         </w:tc>
@@ -1960,7 +2050,21 @@
               <w:rPr>
                 <w:rFonts w:ascii="Arial" w:hAnsi="Arial" w:cs="Arial"/>
               </w:rPr>
-              <w:t>${actual_use}</w:t>
+              <w:t>${</w:t>
+            </w:r>
+            <w:proofErr w:type="spellStart"/>
+            <w:r>
+              <w:rPr>
+                <w:rFonts w:ascii="Arial" w:hAnsi="Arial" w:cs="Arial"/>
+              </w:rPr>
+              <w:t>actual_use</w:t>
+            </w:r>
+            <w:proofErr w:type="spellEnd"/>
+            <w:r>
+              <w:rPr>
+                <w:rFonts w:ascii="Arial" w:hAnsi="Arial" w:cs="Arial"/>
+              </w:rPr>
+              <w:t>}</w:t>
             </w:r>
           </w:p>
         </w:tc>
@@ -2017,7 +2121,21 @@
               <w:rPr>
                 <w:rFonts w:ascii="Arial" w:hAnsi="Arial" w:cs="Arial"/>
               </w:rPr>
-              <w:t>${ass_level}</w:t>
+              <w:t>${</w:t>
+            </w:r>
+            <w:proofErr w:type="spellStart"/>
+            <w:r>
+              <w:rPr>
+                <w:rFonts w:ascii="Arial" w:hAnsi="Arial" w:cs="Arial"/>
+              </w:rPr>
+              <w:t>ass_level</w:t>
+            </w:r>
+            <w:proofErr w:type="spellEnd"/>
+            <w:r>
+              <w:rPr>
+                <w:rFonts w:ascii="Arial" w:hAnsi="Arial" w:cs="Arial"/>
+              </w:rPr>
+              <w:t>}</w:t>
             </w:r>
           </w:p>
         </w:tc>
@@ -2947,6 +3065,7 @@
         </w:rPr>
         <w:t>${</w:t>
       </w:r>
+      <w:proofErr w:type="spellStart"/>
       <w:r>
         <w:rPr>
           <w:rFonts w:ascii="Arial" w:hAnsi="Arial" w:cs="Arial"/>
@@ -2966,6 +3085,7 @@
         </w:rPr>
         <w:t>app</w:t>
       </w:r>
+      <w:proofErr w:type="spellEnd"/>
       <w:r>
         <w:rPr>
           <w:rFonts w:ascii="Arial" w:hAnsi="Arial" w:cs="Arial"/>
@@ -3048,7 +3168,27 @@
           <w:sz w:val="20"/>
           <w:szCs w:val="20"/>
         </w:rPr>
-        <w:t xml:space="preserve">${app_by}                                                                              </w:t>
+        <w:t>${</w:t>
+      </w:r>
+      <w:proofErr w:type="spellStart"/>
+      <w:r>
+        <w:rPr>
+          <w:rFonts w:ascii="Arial" w:hAnsi="Arial" w:cs="Arial"/>
+          <w:b/>
+          <w:sz w:val="20"/>
+          <w:szCs w:val="20"/>
+        </w:rPr>
+        <w:t>app_by</w:t>
+      </w:r>
+      <w:proofErr w:type="spellEnd"/>
+      <w:r>
+        <w:rPr>
+          <w:rFonts w:ascii="Arial" w:hAnsi="Arial" w:cs="Arial"/>
+          <w:b/>
+          <w:sz w:val="20"/>
+          <w:szCs w:val="20"/>
+        </w:rPr>
+        <w:t xml:space="preserve">}                                                                              </w:t>
       </w:r>
     </w:p>
     <w:tbl>
@@ -3069,39 +3209,6 @@
         <w:gridCol w:w="4868"/>
         <w:gridCol w:w="5572"/>
       </w:tblGrid>
-      <w:tr>
-        <w:tc>
-          <w:tcPr>
-            <w:tcW w:w="4868" w:type="dxa"/>
-          </w:tcPr>
-          <w:p>
-            <w:pPr>
-              <w:jc w:val="center"/>
-              <w:rPr>
-                <w:rFonts w:ascii="Arial" w:hAnsi="Arial" w:cs="Arial"/>
-                <w:b/>
-                <w:sz w:val="18"/>
-                <w:szCs w:val="18"/>
-              </w:rPr>
-            </w:pPr>
-          </w:p>
-        </w:tc>
-        <w:tc>
-          <w:tcPr>
-            <w:tcW w:w="5572" w:type="dxa"/>
-          </w:tcPr>
-          <w:p>
-            <w:pPr>
-              <w:jc w:val="center"/>
-              <w:rPr>
-                <w:rFonts w:ascii="Arial" w:hAnsi="Arial" w:cs="Arial"/>
-                <w:b/>
-                <w:sz w:val="18"/>
-              </w:rPr>
-            </w:pPr>
-          </w:p>
-        </w:tc>
-      </w:tr>
       <w:tr>
         <w:trPr>
           <w:trHeight w:val="288"/>
@@ -3300,7 +3407,21 @@
               <w:rPr>
                 <w:rFonts w:ascii="Arial" w:hAnsi="Arial" w:cs="Arial"/>
               </w:rPr>
-              <w:t>${prev_td}</w:t>
+              <w:t>${</w:t>
+            </w:r>
+            <w:proofErr w:type="spellStart"/>
+            <w:r>
+              <w:rPr>
+                <w:rFonts w:ascii="Arial" w:hAnsi="Arial" w:cs="Arial"/>
+              </w:rPr>
+              <w:t>prev_td</w:t>
+            </w:r>
+            <w:proofErr w:type="spellEnd"/>
+            <w:r>
+              <w:rPr>
+                <w:rFonts w:ascii="Arial" w:hAnsi="Arial" w:cs="Arial"/>
+              </w:rPr>
+              <w:t>}</w:t>
             </w:r>
           </w:p>
         </w:tc>
@@ -3338,7 +3459,23 @@
                 <w:rFonts w:ascii="Arial" w:hAnsi="Arial" w:cs="Arial"/>
                 <w:szCs w:val="18"/>
               </w:rPr>
-              <w:t>${prev_owner}</w:t>
+              <w:t>${</w:t>
+            </w:r>
+            <w:proofErr w:type="spellStart"/>
+            <w:r>
+              <w:rPr>
+                <w:rFonts w:ascii="Arial" w:hAnsi="Arial" w:cs="Arial"/>
+                <w:szCs w:val="18"/>
+              </w:rPr>
+              <w:t>prev_owner</w:t>
+            </w:r>
+            <w:proofErr w:type="spellEnd"/>
+            <w:r>
+              <w:rPr>
+                <w:rFonts w:ascii="Arial" w:hAnsi="Arial" w:cs="Arial"/>
+                <w:szCs w:val="18"/>
+              </w:rPr>
+              <w:t>}</w:t>
             </w:r>
           </w:p>
         </w:tc>
@@ -3375,7 +3512,21 @@
               <w:rPr>
                 <w:rFonts w:ascii="Arial" w:hAnsi="Arial" w:cs="Arial"/>
               </w:rPr>
-              <w:t>${prev_ass}</w:t>
+              <w:t>${</w:t>
+            </w:r>
+            <w:proofErr w:type="spellStart"/>
+            <w:r>
+              <w:rPr>
+                <w:rFonts w:ascii="Arial" w:hAnsi="Arial" w:cs="Arial"/>
+              </w:rPr>
+              <w:t>prev_ass</w:t>
+            </w:r>
+            <w:proofErr w:type="spellEnd"/>
+            <w:r>
+              <w:rPr>
+                <w:rFonts w:ascii="Arial" w:hAnsi="Arial" w:cs="Arial"/>
+              </w:rPr>
+              <w:t>}</w:t>
             </w:r>
           </w:p>
         </w:tc>
